--- a/Guide-Deploiement-Gratuit-Render-Neon.docx
+++ b/Guide-Deploiement-Gratuit-Render-Neon.docx
@@ -24,7 +24,7 @@
         <w:t xml:space="preserve">votre application sur Internet, sans frais. Render héberge le serveur (Node), Neon fournit la base PostgreSQL. Les deux se connectent à votre dépôt GitHub. Généré le </w:t>
       </w:r>
       <w:r>
-        <w:t xml:space="preserve">08/07/2026</w:t>
+        <w:t xml:space="preserve">09/07/2026</w:t>
       </w:r>
     </w:p>
     <w:p>
@@ -583,7 +583,7 @@
           <w:rFonts w:ascii="Consolas" w:hAnsi="Consolas"/>
           <w:shd w:val="clear" w:fill="EEF2F7"/>
         </w:rPr>
-        <w:t xml:space="preserve">Email : sarah.j@techcorp.io</w:t>
+        <w:t xml:space="preserve">Email : samuel@test.io</w:t>
       </w:r>
     </w:p>
     <w:p>
